--- a/Deep_Research/Deep_Research_Summary_CH.docx
+++ b/Deep_Research/Deep_Research_Summary_CH.docx
@@ -90,7 +90,7 @@
           <w:sz w:val="22"/>
           <w:szCs w:val="22"/>
         </w:rPr>
-        <w:t xml:space="preserve">  ｜  2026 年 4 月</w:t>
+        <w:t xml:space="preserve">  ｜  2026 年 4 月  ｜  更新：4月8日</w:t>
       </w:r>
     </w:p>
     <w:p>
@@ -129,7 +129,7 @@
           <w:sz w:val="22"/>
           <w:szCs w:val="22"/>
         </w:rPr>
-        <w:t xml:space="preserve">本節記錄直接創造 BSF Bio-Loop 市場機會的最重要監管進展，已由台灣多個官方政府來源於 2025-2026 年確認。</w:t>
+        <w:t xml:space="preserve">警告：本節記錄了直接創造 BSF Bio-Loop 市場機會的最重要監管進展。已由台灣多個官方政府來源於 2025-2026 年確認。</w:t>
       </w:r>
     </w:p>
     <w:p>
@@ -160,7 +160,7 @@
           <w:sz w:val="22"/>
           <w:szCs w:val="22"/>
         </w:rPr>
-        <w:t xml:space="preserve">2025 年 10 月，台灣爆發非洲豬瘟（ASF）疫情。政府調查將病源直接追溯至商業農場使用未經高溫滅菌的廚餘（廚餘）餵豬。ASF 是高度傳染性病毒性疾病，無解藥，豬隻死亡率近 100%，對台灣豬肉產業構成災難性威脅。</w:t>
+        <w:t xml:space="preserve">2025 年 10 月，台灣爆發非洲豬瘟 (ASF) 疫情。政府調查將感染源直接追溯至商業農場使用未經高溫滅菌的廚餘 (廚餘) 餵豬。非洲豬瘟是一種致命性高且無解藥的病毒性疾病，對台灣養豬業構成災難性風險。</w:t>
       </w:r>
     </w:p>
     <w:p>
@@ -247,7 +247,7 @@
                 <w:sz w:val="20"/>
                 <w:szCs w:val="20"/>
               </w:rPr>
-              <w:t xml:space="preserve">時間</w:t>
+              <w:t xml:space="preserve">時間點</w:t>
             </w:r>
           </w:p>
         </w:tc>
@@ -273,7 +273,7 @@
                 <w:sz w:val="20"/>
                 <w:szCs w:val="20"/>
               </w:rPr>
-              <w:t xml:space="preserve">規定</w:t>
+              <w:t xml:space="preserve">規定內容</w:t>
             </w:r>
           </w:p>
         </w:tc>
@@ -338,7 +338,7 @@
                 <w:sz w:val="20"/>
                 <w:szCs w:val="20"/>
               </w:rPr>
-              <w:t xml:space="preserve">家戶廚餘立即禁止作為豬飼料</w:t>
+              <w:t xml:space="preserve">家戶廚餘立即禁止用於餵豬</w:t>
             </w:r>
           </w:p>
         </w:tc>
@@ -361,7 +361,7 @@
                 <w:sz w:val="20"/>
                 <w:szCs w:val="20"/>
               </w:rPr>
-              <w:t xml:space="preserve">第二階段 — 有條件開放</w:t>
+              <w:t xml:space="preserve">第二階段 — 納管階段</w:t>
             </w:r>
           </w:p>
         </w:tc>
@@ -403,7 +403,7 @@
                 <w:sz w:val="20"/>
                 <w:szCs w:val="20"/>
               </w:rPr>
-              <w:t xml:space="preserve">事業廚餘須符合：高溫處理 + 即時CCTV + GPS追蹤 + 地方政府同意</w:t>
+              <w:t xml:space="preserve">事業廚餘須具備熱處理＋視訊即時監控＋GPS追蹤＋地方政府核准</w:t>
             </w:r>
           </w:p>
         </w:tc>
@@ -426,7 +426,7 @@
                 <w:sz w:val="20"/>
                 <w:szCs w:val="20"/>
               </w:rPr>
-              <w:t xml:space="preserve">第三階段 — 全面禁止</w:t>
+              <w:t xml:space="preserve">第三階段 — 全面禁絕</w:t>
             </w:r>
           </w:p>
         </w:tc>
@@ -468,7 +468,7 @@
                 <w:sz w:val="20"/>
                 <w:szCs w:val="20"/>
               </w:rPr>
-              <w:t xml:space="preserve">所有廚餘作為豬飼料全面禁止，不得例外</w:t>
+              <w:t xml:space="preserve">全面禁止使用任何廚餘餵豬，不得例外</w:t>
             </w:r>
           </w:p>
         </w:tc>
@@ -476,7 +476,7 @@
     </w:tbl>
     <w:p>
       <w:pPr>
-        <w:spacing w:before="100"/>
+        <w:spacing w:before="120"/>
       </w:pPr>
     </w:p>
     <w:p>
@@ -722,7 +722,7 @@
                 <w:sz w:val="20"/>
                 <w:szCs w:val="20"/>
               </w:rPr>
-              <w:t xml:space="preserve">禁止 — 急需新方案</w:t>
+              <w:t xml:space="preserve">禁止 — 迫切需要替代方案</w:t>
             </w:r>
           </w:p>
         </w:tc>
@@ -880,7 +880,7 @@
           <w:sz w:val="22"/>
           <w:szCs w:val="22"/>
         </w:rPr>
-        <w:t xml:space="preserve">這 731 公噸/日就是市場缺口。這些廚餘過去有人要、有利可圖，現在卻突然無處可去。我們的 BSF 生物樞紐正是這個問題的解答。</w:t>
+        <w:t xml:space="preserve">這 731 公噸/日就是市場缺口。這些廚餘過去有利可圖，現在卻突然無處可去。我們的 BSF 生物樞紐正是這個問題的解答。</w:t>
       </w:r>
     </w:p>
     <w:p>
@@ -1067,7 +1067,7 @@
                 <w:sz w:val="20"/>
                 <w:szCs w:val="20"/>
               </w:rPr>
-              <w:t xml:space="preserve">堆肥（堆肥）</w:t>
+              <w:t xml:space="preserve">堆肥 (堆肥)</w:t>
             </w:r>
           </w:p>
         </w:tc>
@@ -1153,7 +1153,7 @@
                 <w:sz w:val="20"/>
                 <w:szCs w:val="20"/>
               </w:rPr>
-              <w:t xml:space="preserve">生質能源/厭氧消化（能源化/沼氣）</w:t>
+              <w:t xml:space="preserve">生質能源 / 厭氧消化 (沼氣)</w:t>
             </w:r>
           </w:p>
         </w:tc>
@@ -1239,7 +1239,7 @@
                 <w:sz w:val="20"/>
                 <w:szCs w:val="20"/>
               </w:rPr>
-              <w:t xml:space="preserve">黑水虻養殖</w:t>
+              <w:t xml:space="preserve">黑水虻養殖 (黑水虻養殖)</w:t>
             </w:r>
           </w:p>
         </w:tc>
@@ -1325,7 +1325,7 @@
                 <w:sz w:val="20"/>
                 <w:szCs w:val="20"/>
               </w:rPr>
-              <w:t xml:space="preserve">焚化（焚化）</w:t>
+              <w:t xml:space="preserve">焚化 (焚化)</w:t>
             </w:r>
           </w:p>
         </w:tc>
@@ -1367,12 +1367,17 @@
                 <w:sz w:val="20"/>
                 <w:szCs w:val="20"/>
               </w:rPr>
-              <w:t xml:space="preserve">僅有能源</w:t>
+              <w:t xml:space="preserve">僅有熱能</w:t>
             </w:r>
           </w:p>
         </w:tc>
       </w:tr>
     </w:tbl>
+    <w:p>
+      <w:pPr>
+        <w:spacing w:before="80"/>
+      </w:pPr>
+    </w:p>
     <w:p>
       <w:pPr>
         <w:pBdr>
@@ -1390,7 +1395,7 @@
           <w:sz w:val="22"/>
           <w:szCs w:val="22"/>
         </w:rPr>
-        <w:t xml:space="preserve">黑水虻已被台灣環境部正式列名為廚餘替代處理方案。這不是新創公司的假設——這是政府已驗證、積極支持的技術。</w:t>
+        <w:t xml:space="preserve">黑水虻已被台灣環境部正式列名為廚餘替代處理方案。這是政府已驗證、積極支持的技術與補助目標。</w:t>
       </w:r>
     </w:p>
     <w:p>
